--- a/PropuestaProyecto/CAPITULO III MARCO TEORICO.docx
+++ b/PropuestaProyecto/CAPITULO III MARCO TEORICO.docx
@@ -1,6 +1,6 @@
 
 <file path=word/document.xml><?xml version="1.0" encoding="utf-8"?>
-<w:document xmlns:wpc="http://schemas.microsoft.com/office/word/2010/wordprocessingCanvas" xmlns:cx="http://schemas.microsoft.com/office/drawing/2014/chartex" xmlns:cx1="http://schemas.microsoft.com/office/drawing/2015/9/8/chartex" xmlns:cx2="http://schemas.microsoft.com/office/drawing/2015/10/21/chartex" xmlns:cx3="http://schemas.microsoft.com/office/drawing/2016/5/9/chartex" xmlns:cx4="http://schemas.microsoft.com/office/drawing/2016/5/10/chartex" xmlns:cx5="http://schemas.microsoft.com/office/drawing/2016/5/11/chartex" xmlns:cx6="http://schemas.microsoft.com/office/drawing/2016/5/12/chartex" xmlns:cx7="http://schemas.microsoft.com/office/drawing/2016/5/13/chartex" xmlns:cx8="http://schemas.microsoft.com/office/drawing/2016/5/14/chartex" xmlns:mc="http://schemas.openxmlformats.org/markup-compatibility/2006" xmlns:aink="http://schemas.microsoft.com/office/drawing/2016/ink" xmlns:am3d="http://schemas.microsoft.com/office/drawing/2017/model3d" xmlns:o="urn:schemas-microsoft-com:office:office" xmlns:oel="http://schemas.microsoft.com/office/2019/extlst" xmlns:r="http://schemas.openxmlformats.org/officeDocument/2006/relationships" xmlns:m="http://schemas.openxmlformats.org/officeDocument/2006/math" xmlns:v="urn:schemas-microsoft-com:vml" xmlns:wp14="http://schemas.microsoft.com/office/word/2010/wordprocessingDrawing" xmlns:wp="http://schemas.openxmlformats.org/drawingml/2006/wordprocessingDrawing" xmlns:w10="urn:schemas-microsoft-com:office:word" xmlns:w="http://schemas.openxmlformats.org/wordprocessingml/2006/main" xmlns:w14="http://schemas.microsoft.com/office/word/2010/wordml" xmlns:w15="http://schemas.microsoft.com/office/word/2012/wordml" xmlns:w16cex="http://schemas.microsoft.com/office/word/2018/wordml/cex" xmlns:w16cid="http://schemas.microsoft.com/office/word/2016/wordml/cid" xmlns:w16="http://schemas.microsoft.com/office/word/2018/wordml" xmlns:w16sdtdh="http://schemas.microsoft.com/office/word/2020/wordml/sdtdatahash" xmlns:w16se="http://schemas.microsoft.com/office/word/2015/wordml/symex" xmlns:wpg="http://schemas.microsoft.com/office/word/2010/wordprocessingGroup" xmlns:wpi="http://schemas.microsoft.com/office/word/2010/wordprocessingInk" xmlns:wne="http://schemas.microsoft.com/office/word/2006/wordml" xmlns:wps="http://schemas.microsoft.com/office/word/2010/wordprocessingShape" mc:Ignorable="w14 w15 w16se w16cid w16 w16cex w16sdtdh wp14">
+<w:document xmlns:wpc="http://schemas.microsoft.com/office/word/2010/wordprocessingCanvas" xmlns:cx="http://schemas.microsoft.com/office/drawing/2014/chartex" xmlns:cx1="http://schemas.microsoft.com/office/drawing/2015/9/8/chartex" xmlns:cx2="http://schemas.microsoft.com/office/drawing/2015/10/21/chartex" xmlns:cx3="http://schemas.microsoft.com/office/drawing/2016/5/9/chartex" xmlns:cx4="http://schemas.microsoft.com/office/drawing/2016/5/10/chartex" xmlns:cx5="http://schemas.microsoft.com/office/drawing/2016/5/11/chartex" xmlns:cx6="http://schemas.microsoft.com/office/drawing/2016/5/12/chartex" xmlns:cx7="http://schemas.microsoft.com/office/drawing/2016/5/13/chartex" xmlns:cx8="http://schemas.microsoft.com/office/drawing/2016/5/14/chartex" xmlns:mc="http://schemas.openxmlformats.org/markup-compatibility/2006" xmlns:aink="http://schemas.microsoft.com/office/drawing/2016/ink" xmlns:am3d="http://schemas.microsoft.com/office/drawing/2017/model3d" xmlns:o="urn:schemas-microsoft-com:office:office" xmlns:r="http://schemas.openxmlformats.org/officeDocument/2006/relationships" xmlns:m="http://schemas.openxmlformats.org/officeDocument/2006/math" xmlns:v="urn:schemas-microsoft-com:vml" xmlns:wp14="http://schemas.microsoft.com/office/word/2010/wordprocessingDrawing" xmlns:wp="http://schemas.openxmlformats.org/drawingml/2006/wordprocessingDrawing" xmlns:w10="urn:schemas-microsoft-com:office:word" xmlns:w="http://schemas.openxmlformats.org/wordprocessingml/2006/main" xmlns:w14="http://schemas.microsoft.com/office/word/2010/wordml" xmlns:w15="http://schemas.microsoft.com/office/word/2012/wordml" xmlns:w16cid="http://schemas.microsoft.com/office/word/2016/wordml/cid" xmlns:w16se="http://schemas.microsoft.com/office/word/2015/wordml/symex" xmlns:wpg="http://schemas.microsoft.com/office/word/2010/wordprocessingGroup" xmlns:wpi="http://schemas.microsoft.com/office/word/2010/wordprocessingInk" xmlns:wne="http://schemas.microsoft.com/office/word/2006/wordml" xmlns:wps="http://schemas.microsoft.com/office/word/2010/wordprocessingShape" mc:Ignorable="w14 w15 w16se w16cid wp14">
   <w:body>
     <w:p>
       <w:pPr>
@@ -213,7 +213,17 @@
           <w:szCs w:val="24"/>
           <w:lang w:val="es-MX"/>
         </w:rPr>
-        <w:t>TypeScritp</w:t>
+        <w:t>TypeScri</w:t>
+      </w:r>
+      <w:r>
+        <w:rPr>
+          <w:rFonts w:ascii="Arial" w:hAnsi="Arial" w:cs="Arial"/>
+          <w:color w:val="000000" w:themeColor="text1"/>
+          <w:sz w:val="24"/>
+          <w:szCs w:val="24"/>
+          <w:lang w:val="es-MX"/>
+        </w:rPr>
+        <w:t>pt</w:t>
       </w:r>
       <w:proofErr w:type="spellEnd"/>
     </w:p>
@@ -285,7 +295,15 @@
         <w:rPr>
           <w:lang w:val="es-MX"/>
         </w:rPr>
-        <w:t>hace es generar código JavaScript que se ejecuta en cualquier navegador, plataforma o</w:t>
+        <w:t>hace es generar código J</w:t>
+      </w:r>
+      <w:bookmarkStart w:id="0" w:name="_GoBack"/>
+      <w:bookmarkEnd w:id="0"/>
+      <w:r>
+        <w:rPr>
+          <w:lang w:val="es-MX"/>
+        </w:rPr>
+        <w:t>avaScript que se ejecuta en cualquier navegador, plataforma o</w:t>
       </w:r>
       <w:r>
         <w:rPr>
@@ -558,7 +576,21 @@
         <w:rPr>
           <w:lang w:val="es-MX"/>
         </w:rPr>
-        <w:t xml:space="preserve">, u Hojas de Estilo en Cascada) es la tecnología desarrollada por el World Wide Web </w:t>
+        <w:t xml:space="preserve">, u Hojas de Estilo en Cascada) es la tecnología desarrollada por el </w:t>
+      </w:r>
+      <w:proofErr w:type="spellStart"/>
+      <w:r>
+        <w:rPr>
+          <w:lang w:val="es-MX"/>
+        </w:rPr>
+        <w:t>World</w:t>
+      </w:r>
+      <w:proofErr w:type="spellEnd"/>
+      <w:r>
+        <w:rPr>
+          <w:lang w:val="es-MX"/>
+        </w:rPr>
+        <w:t xml:space="preserve"> Wide Web </w:t>
       </w:r>
       <w:proofErr w:type="spellStart"/>
       <w:r>
@@ -656,14 +688,7 @@
         <w:rPr>
           <w:lang w:val="es-MX"/>
         </w:rPr>
-        <w:t xml:space="preserve">Un servidor web (server) es un ordenador de gran potencia que se encarga de “prestar el servicio” de transmitir la información pedida por sus clientes (otros ordenadores, dispositivos móviles, impresoras, personas, etc.) Los servidores web (web server) son un componente de los servidores que tienen como principal función almacenar, en web hosting, todos los archivos propios de una página web (imágenes, textos, videos, etc.) y </w:t>
-      </w:r>
-      <w:r>
-        <w:rPr>
-          <w:lang w:val="es-MX"/>
-        </w:rPr>
-        <w:lastRenderedPageBreak/>
-        <w:t xml:space="preserve">transmitirlos a los usuarios a través de los navegadores mediante el protocolo HTTP. </w:t>
+        <w:t xml:space="preserve">Un servidor web (server) es un ordenador de gran potencia que se encarga de “prestar el servicio” de transmitir la información pedida por sus clientes (otros ordenadores, dispositivos móviles, impresoras, personas, etc.) Los servidores web (web server) son un componente de los servidores que tienen como principal función almacenar, en web hosting, todos los archivos propios de una página web (imágenes, textos, videos, etc.) y transmitirlos a los usuarios a través de los navegadores mediante el protocolo HTTP. </w:t>
       </w:r>
       <w:r>
         <w:rPr>
@@ -1427,7 +1452,6 @@
           <w:szCs w:val="24"/>
           <w:lang w:val="es-MX"/>
         </w:rPr>
-        <w:lastRenderedPageBreak/>
         <w:t xml:space="preserve">3.9 Spring </w:t>
       </w:r>
       <w:proofErr w:type="spellStart"/>
@@ -1895,7 +1919,7 @@
 </file>
 
 <file path=word/styles.xml><?xml version="1.0" encoding="utf-8"?>
-<w:styles xmlns:mc="http://schemas.openxmlformats.org/markup-compatibility/2006" xmlns:r="http://schemas.openxmlformats.org/officeDocument/2006/relationships" xmlns:w="http://schemas.openxmlformats.org/wordprocessingml/2006/main" xmlns:w14="http://schemas.microsoft.com/office/word/2010/wordml" xmlns:w15="http://schemas.microsoft.com/office/word/2012/wordml" xmlns:w16cex="http://schemas.microsoft.com/office/word/2018/wordml/cex" xmlns:w16cid="http://schemas.microsoft.com/office/word/2016/wordml/cid" xmlns:w16="http://schemas.microsoft.com/office/word/2018/wordml" xmlns:w16sdtdh="http://schemas.microsoft.com/office/word/2020/wordml/sdtdatahash" xmlns:w16se="http://schemas.microsoft.com/office/word/2015/wordml/symex" mc:Ignorable="w14 w15 w16se w16cid w16 w16cex w16sdtdh">
+<w:styles xmlns:mc="http://schemas.openxmlformats.org/markup-compatibility/2006" xmlns:r="http://schemas.openxmlformats.org/officeDocument/2006/relationships" xmlns:w="http://schemas.openxmlformats.org/wordprocessingml/2006/main" xmlns:w14="http://schemas.microsoft.com/office/word/2010/wordml" xmlns:w15="http://schemas.microsoft.com/office/word/2012/wordml" xmlns:w16cid="http://schemas.microsoft.com/office/word/2016/wordml/cid" xmlns:w16se="http://schemas.microsoft.com/office/word/2015/wordml/symex" mc:Ignorable="w14 w15 w16se w16cid">
   <w:docDefaults>
     <w:rPrDefault>
       <w:rPr>
@@ -1913,7 +1937,7 @@
       </w:pPr>
     </w:pPrDefault>
   </w:docDefaults>
-  <w:latentStyles w:defLockedState="0" w:defUIPriority="99" w:defSemiHidden="0" w:defUnhideWhenUsed="0" w:defQFormat="0" w:count="376">
+  <w:latentStyles w:defLockedState="0" w:defUIPriority="99" w:defSemiHidden="0" w:defUnhideWhenUsed="0" w:defQFormat="0" w:count="375">
     <w:lsdException w:name="Normal" w:uiPriority="0" w:qFormat="1"/>
     <w:lsdException w:name="heading 1" w:uiPriority="9" w:qFormat="1"/>
     <w:lsdException w:name="heading 2" w:semiHidden="1" w:uiPriority="9" w:unhideWhenUsed="1" w:qFormat="1"/>
@@ -2289,7 +2313,6 @@
     <w:lsdException w:name="Smart Hyperlink" w:semiHidden="1" w:unhideWhenUsed="1"/>
     <w:lsdException w:name="Hashtag" w:semiHidden="1" w:unhideWhenUsed="1"/>
     <w:lsdException w:name="Unresolved Mention" w:semiHidden="1" w:unhideWhenUsed="1"/>
-    <w:lsdException w:name="Smart Link" w:semiHidden="1" w:unhideWhenUsed="1"/>
   </w:latentStyles>
   <w:style w:type="paragraph" w:default="1" w:styleId="Normal">
     <w:name w:val="Normal"/>
@@ -2504,6 +2527,7 @@
   <w:style w:type="character" w:default="1" w:styleId="Fuentedeprrafopredeter">
     <w:name w:val="Default Paragraph Font"/>
     <w:uiPriority w:val="1"/>
+    <w:semiHidden/>
     <w:unhideWhenUsed/>
   </w:style>
   <w:style w:type="table" w:default="1" w:styleId="Tablanormal">
